--- a/templates/08-bo-mau-cap-1-2/07-qd-phe-duyet-cap-do.docx
+++ b/templates/08-bo-mau-cap-1-2/07-qd-phe-duyet-cap-do.docx
@@ -397,7 +397,7 @@
           <w:sz w:val="26"/>
           <w:szCs w:val="26"/>
         </w:rPr>
-        <w:t xml:space="preserve">Căn cứ Nghị định số 331/2026/NĐ-CP ngày 19 tháng 8 năm 2026 của Chính phủ về bảo vệ an ninh mạng đối với hệ thống thông tin (khoản 1 Điều 18, điểm a khoản 3 Điều 20);</w:t>
+        <w:t xml:space="preserve">Căn cứ Nghị định số 331/2026/NĐ-CP ngày 19 tháng 8 năm 2026 của Chính phủ về bảo vệ an ninh mạng đối với hệ thống thông tin (khoản 1 Điều 18, điểm a khoản 3 Điều 20, khoản 4 Điều 32);</w:t>
       </w:r>
     </w:p>
     <w:p>
